--- a/브라질 변호사/2부/2부_4화_루시아의_강.docx
+++ b/브라질 변호사/2부/2부_4화_루시아의_강.docx
@@ -162,7 +162,7 @@
           <w:i w:val="0"/>
           <w:sz w:val="22"/>
         </w:rPr>
-        <w:t>Dona Neuza. O menino é o Cleiton, vinte e um anos.</w:t>
+        <w:t>Dona Neuza. O menino é o Maicon, vinte e um anos.</w:t>
       </w:r>
     </w:p>
     <w:p>
